--- a/output/summary/claims/FederatedGqlBrakDown-claims.docx
+++ b/output/summary/claims/FederatedGqlBrakDown-claims.docx
@@ -192,7 +192,7 @@
           <w:color w:val="444444"/>
           <w:sz w:val="18"/>
         </w:rPr>
-        <w:t xml:space="preserve">   |   Generated: 2026-07-07</w:t>
+        <w:t xml:space="preserve">   |   Generated: 2026-07-15</w:t>
       </w:r>
     </w:p>
     <w:p>
@@ -439,7 +439,7 @@
           <w:color w:val="373737"/>
           <w:sz w:val="20"/>
         </w:rPr>
-        <w:t xml:space="preserve"> the current code obtains capability tokens via ACL (including the proxy variant for update); </w:t>
+        <w:t xml:space="preserve"> the current code obtains capability tokens via ACL (including the proxy variant for update); Per the program-level working decision, </w:t>
       </w:r>
       <w:r>
         <w:rPr>
@@ -447,14 +447,28 @@
           <w:color w:val="373737"/>
           <w:sz w:val="20"/>
         </w:rPr>
-        <w:t>ACL is ignored in the DGS implementation</w:t>
+        <w:t>the DGS layer carries no ACL plumbing story</w:t>
       </w:r>
       <w:r>
         <w:rPr>
           <w:color w:val="373737"/>
           <w:sz w:val="20"/>
         </w:rPr>
-        <w:t xml:space="preserve"> (no ACL story) — noted for context only.</w:t>
+        <w:t xml:space="preserve"> — each domain service performs its own access control; scenario ADRs (</w:t>
+      </w:r>
+      <w:r>
+        <w:rPr>
+          <w:rFonts w:ascii="Courier New" w:hAnsi="Courier New"/>
+          <w:sz w:val="20"/>
+        </w:rPr>
+        <w:t>complexStories/*/02-adr-noacl-*.md</w:t>
+      </w:r>
+      <w:r>
+        <w:rPr>
+          <w:color w:val="373737"/>
+          <w:sz w:val="20"/>
+        </w:rPr>
+        <w:t>) record the assumption's impact and ratify with the global decision. ACL is noted in stories for context only.</w:t>
       </w:r>
     </w:p>
     <w:p>
@@ -912,7 +926,7 @@
                 <w:color w:val="373737"/>
                 <w:sz w:val="18"/>
               </w:rPr>
-              <w:t>22</w:t>
+              <w:t>20</w:t>
             </w:r>
           </w:p>
         </w:tc>
@@ -961,7 +975,7 @@
           <w:color w:val="444444"/>
           <w:sz w:val="18"/>
         </w:rPr>
-        <w:t>This domain's complex, cross-cutting problems are tracked once as program spikes in the global breakdown — see 'Phase 0 — Program Spikes' and 'Spike Detail' (the brief, the decision, intended cross-domain steps, and every affected resolver's external deps + current logic) in Federated+Graphql+Stories+-+BreakDown. Nothing from there is repeated here; the stories below just link to it. Follow a story's SPARK-SPIKE-0x id to the global Spike Detail for the target flow + the external services each resolver calls (see 'How to read the spikes &amp; related stories' in the global doc).</w:t>
+        <w:t>This domain's complex, cross-cutting problems are tracked once as program spikes in the global breakdown — see 'Phase 0 — Program Spikes' and 'Spike Detail' (the brief, the decision, intended cross-domain steps, and every affected resolver's external deps + current logic) in Federated+Graphql+Stories+-+BreakDown. Nothing from there is repeated here; the stories below just link to it. Follow a story's SPIKE-0x id to the global Spike Detail for the target flow + the external services each resolver calls (see 'How to read the spikes &amp; related stories' in the global doc).</w:t>
       </w:r>
     </w:p>
     <w:tbl>
@@ -1063,7 +1077,7 @@
                 <w:color w:val="373737"/>
                 <w:sz w:val="18"/>
               </w:rPr>
-              <w:t>🔴🔬 SPARK-CLM-E01 — updateClaim (proxy ACL + multi-step write)</w:t>
+              <w:t>🔴🔬 CLAIM-BE-E-01 — updateClaim (proxy ACL + multi-step write)</w:t>
             </w:r>
           </w:p>
         </w:tc>
@@ -1081,7 +1095,7 @@
                 <w:color w:val="373737"/>
                 <w:sz w:val="18"/>
               </w:rPr>
-              <w:t>SPARK-SPIKE-01</w:t>
+              <w:t>SPIKE-01</w:t>
             </w:r>
           </w:p>
         </w:tc>
@@ -1760,7 +1774,7 @@
                 <w:color w:val="373737"/>
                 <w:sz w:val="18"/>
               </w:rPr>
-              <w:t>22</w:t>
+              <w:t>20</w:t>
             </w:r>
           </w:p>
         </w:tc>
@@ -2030,7 +2044,7 @@
                 <w:color w:val="373737"/>
                 <w:sz w:val="18"/>
               </w:rPr>
-              <w:t>reads + mutations parallel after B01</w:t>
+              <w:t>reads + mutations parallel after B-01</w:t>
             </w:r>
           </w:p>
         </w:tc>
@@ -2167,7 +2181,7 @@
                 <w:color w:val="373737"/>
                 <w:sz w:val="18"/>
               </w:rPr>
-              <w:t>B01 (DGS module init + service wiring + first resolver)</w:t>
+              <w:t>B-01 (DGS module init + service wiring + first resolver)</w:t>
             </w:r>
           </w:p>
         </w:tc>
@@ -2225,7 +2239,7 @@
                 <w:color w:val="373737"/>
                 <w:sz w:val="18"/>
               </w:rPr>
-              <w:t>C01/C02 + D01–D05</w:t>
+              <w:t>C-01/C-02 + D-01–D-05</w:t>
             </w:r>
           </w:p>
         </w:tc>
@@ -2282,7 +2296,7 @@
                 <w:color w:val="373737"/>
                 <w:sz w:val="18"/>
               </w:rPr>
-              <w:t>E01 + G01/G02</w:t>
+              <w:t>E-01 + G-01/G-02</w:t>
             </w:r>
           </w:p>
         </w:tc>
@@ -2347,7 +2361,7 @@
                 <w:color w:val="373737"/>
                 <w:sz w:val="18"/>
               </w:rPr>
-              <w:t>G03/G04 + G05</w:t>
+              <w:t>G-03/G-04 + G-05</w:t>
             </w:r>
           </w:p>
         </w:tc>
@@ -2404,7 +2418,7 @@
                 <w:color w:val="373737"/>
                 <w:sz w:val="18"/>
               </w:rPr>
-              <w:t>F01, F02</w:t>
+              <w:t>F-01, F-02</w:t>
             </w:r>
           </w:p>
         </w:tc>
@@ -2612,7 +2626,7 @@
                 <w:color w:val="1F497D"/>
                 <w:sz w:val="17"/>
               </w:rPr>
-              <w:t>SPARK-CLM-B01</w:t>
+              <w:t>CLAIM-BE-B-01</w:t>
             </w:r>
           </w:p>
           <w:p>
@@ -2781,7 +2795,7 @@
                 <w:color w:val="1F497D"/>
                 <w:sz w:val="17"/>
               </w:rPr>
-              <w:t>SPARK-CLM-B02</w:t>
+              <w:t>CLAIM-BE-B-02</w:t>
             </w:r>
           </w:p>
           <w:p>
@@ -2847,7 +2861,7 @@
                 <w:color w:val="444444"/>
                 <w:sz w:val="17"/>
               </w:rPr>
-              <w:t>B01</w:t>
+              <w:t>B-01</w:t>
             </w:r>
           </w:p>
         </w:tc>
@@ -2953,7 +2967,7 @@
                 <w:color w:val="1F497D"/>
                 <w:sz w:val="17"/>
               </w:rPr>
-              <w:t>SPARK-CLM-B03</w:t>
+              <w:t>CLAIM-BE-B-03</w:t>
             </w:r>
           </w:p>
           <w:p>
@@ -3023,7 +3037,7 @@
                 <w:color w:val="444444"/>
                 <w:sz w:val="17"/>
               </w:rPr>
-              <w:t>B01</w:t>
+              <w:t>B-01</w:t>
             </w:r>
           </w:p>
         </w:tc>
@@ -3129,7 +3143,7 @@
                 <w:color w:val="1F497D"/>
                 <w:sz w:val="17"/>
               </w:rPr>
-              <w:t>SPARK-CLM-B04</w:t>
+              <w:t>CLAIM-BE-B-04</w:t>
             </w:r>
           </w:p>
           <w:p>
@@ -3202,7 +3216,7 @@
                 <w:color w:val="444444"/>
                 <w:sz w:val="17"/>
               </w:rPr>
-              <w:t>B01</w:t>
+              <w:t>B-01</w:t>
             </w:r>
           </w:p>
         </w:tc>
@@ -3308,7 +3322,7 @@
                 <w:color w:val="1F497D"/>
                 <w:sz w:val="17"/>
               </w:rPr>
-              <w:t>SPARK-CLM-B05</w:t>
+              <w:t>CLAIM-BE-B-05</w:t>
             </w:r>
           </w:p>
           <w:p>
@@ -3371,7 +3385,7 @@
                 <w:color w:val="444444"/>
                 <w:sz w:val="17"/>
               </w:rPr>
-              <w:t>B01</w:t>
+              <w:t>B-01</w:t>
             </w:r>
           </w:p>
         </w:tc>
@@ -3472,7 +3486,7 @@
           <w:color w:val="444444"/>
           <w:sz w:val="17"/>
         </w:rPr>
-        <w:t xml:space="preserve">SPARK-CLM-B01: </w:t>
+        <w:t xml:space="preserve">CLAIM-BE-B-01: </w:t>
       </w:r>
       <w:r>
         <w:rPr>
@@ -3690,7 +3704,7 @@
                 <w:color w:val="1F497D"/>
                 <w:sz w:val="17"/>
               </w:rPr>
-              <w:t>SPARK-CLM-C01</w:t>
+              <w:t>CLAIM-BE-C-01</w:t>
             </w:r>
           </w:p>
           <w:p>
@@ -3753,7 +3767,7 @@
                 <w:color w:val="444444"/>
                 <w:sz w:val="17"/>
               </w:rPr>
-              <w:t>B01</w:t>
+              <w:t>B-01</w:t>
             </w:r>
           </w:p>
         </w:tc>
@@ -3866,7 +3880,7 @@
                 <w:color w:val="1F497D"/>
                 <w:sz w:val="17"/>
               </w:rPr>
-              <w:t>SPARK-CLM-C02</w:t>
+              <w:t>CLAIM-BE-C-02</w:t>
             </w:r>
           </w:p>
           <w:p>
@@ -3951,7 +3965,7 @@
                 <w:color w:val="444444"/>
                 <w:sz w:val="17"/>
               </w:rPr>
-              <w:t>B01</w:t>
+              <w:t>B-01</w:t>
             </w:r>
           </w:p>
         </w:tc>
@@ -4201,7 +4215,7 @@
                 <w:color w:val="1F497D"/>
                 <w:sz w:val="17"/>
               </w:rPr>
-              <w:t>SPARK-CLM-D01</w:t>
+              <w:t>CLAIM-BE-D-01</w:t>
             </w:r>
           </w:p>
           <w:p>
@@ -4264,7 +4278,7 @@
                 <w:color w:val="444444"/>
                 <w:sz w:val="17"/>
               </w:rPr>
-              <w:t>B01</w:t>
+              <w:t>B-01</w:t>
             </w:r>
           </w:p>
         </w:tc>
@@ -4390,7 +4404,7 @@
                 <w:color w:val="1F497D"/>
                 <w:sz w:val="17"/>
               </w:rPr>
-              <w:t>SPARK-CLM-D02</w:t>
+              <w:t>CLAIM-BE-D-02</w:t>
             </w:r>
           </w:p>
           <w:p>
@@ -4456,7 +4470,7 @@
                 <w:color w:val="444444"/>
                 <w:sz w:val="17"/>
               </w:rPr>
-              <w:t>B01</w:t>
+              <w:t>B-01</w:t>
             </w:r>
           </w:p>
         </w:tc>
@@ -4582,7 +4596,7 @@
                 <w:color w:val="1F497D"/>
                 <w:sz w:val="17"/>
               </w:rPr>
-              <w:t>SPARK-CLM-D03</w:t>
+              <w:t>CLAIM-BE-D-03</w:t>
             </w:r>
           </w:p>
           <w:p>
@@ -4645,7 +4659,7 @@
                 <w:color w:val="444444"/>
                 <w:sz w:val="17"/>
               </w:rPr>
-              <w:t>B01</w:t>
+              <w:t>B-01</w:t>
             </w:r>
           </w:p>
         </w:tc>
@@ -4751,7 +4765,7 @@
                 <w:color w:val="1F497D"/>
                 <w:sz w:val="17"/>
               </w:rPr>
-              <w:t>SPARK-CLM-D04</w:t>
+              <w:t>CLAIM-BE-D-04</w:t>
             </w:r>
           </w:p>
           <w:p>
@@ -4817,7 +4831,7 @@
                 <w:color w:val="444444"/>
                 <w:sz w:val="17"/>
               </w:rPr>
-              <w:t>B01</w:t>
+              <w:t>B-01</w:t>
             </w:r>
           </w:p>
         </w:tc>
@@ -4923,7 +4937,7 @@
                 <w:color w:val="1F497D"/>
                 <w:sz w:val="17"/>
               </w:rPr>
-              <w:t>SPARK-CLM-D05</w:t>
+              <w:t>CLAIM-BE-D-05</w:t>
             </w:r>
           </w:p>
           <w:p>
@@ -4986,7 +5000,7 @@
                 <w:color w:val="444444"/>
                 <w:sz w:val="17"/>
               </w:rPr>
-              <w:t>B01</w:t>
+              <w:t>B-01</w:t>
             </w:r>
           </w:p>
         </w:tc>
@@ -5254,7 +5268,7 @@
                 <w:color w:val="C0392B"/>
                 <w:sz w:val="17"/>
               </w:rPr>
-              <w:t>SPARK-CLM-E01</w:t>
+              <w:t>CLAIM-BE-E-01</w:t>
             </w:r>
           </w:p>
           <w:p>
@@ -5286,7 +5300,7 @@
                 <w:color w:val="C0392B"/>
                 <w:sz w:val="16"/>
               </w:rPr>
-              <w:t>🔴🔬 Spike-gated on SPARK-SPIKE-01 (Non-Atomic Write Saga)</w:t>
+              <w:t>🔴🔬 Spike-gated on SPIKE-01 (Non-Atomic Write Saga)</w:t>
             </w:r>
           </w:p>
         </w:tc>
@@ -5356,7 +5370,7 @@
                 <w:color w:val="444444"/>
                 <w:sz w:val="17"/>
               </w:rPr>
-              <w:t>SPARK-SPIKE-01, B01</w:t>
+              <w:t>SPIKE-01, B-01</w:t>
             </w:r>
           </w:p>
         </w:tc>
@@ -5733,7 +5747,7 @@
                 <w:color w:val="1F497D"/>
                 <w:sz w:val="17"/>
               </w:rPr>
-              <w:t>SPARK-CLM-F01</w:t>
+              <w:t>CLAIM-BE-F-01</w:t>
             </w:r>
           </w:p>
           <w:p>
@@ -5803,7 +5817,7 @@
                 <w:color w:val="444444"/>
                 <w:sz w:val="17"/>
               </w:rPr>
-              <w:t>B01</w:t>
+              <w:t>B-01</w:t>
             </w:r>
           </w:p>
         </w:tc>
@@ -5936,7 +5950,7 @@
                 <w:color w:val="1F497D"/>
                 <w:sz w:val="17"/>
               </w:rPr>
-              <w:t>SPARK-CLM-F02</w:t>
+              <w:t>CLAIM-BE-F-02</w:t>
             </w:r>
           </w:p>
           <w:p>
@@ -5955,7 +5969,7 @@
                 <w:color w:val="373737"/>
                 <w:sz w:val="17"/>
               </w:rPr>
-              <w:t xml:space="preserve"> (TechPack — claims side of SPARK-PROD-F05)</w:t>
+              <w:t xml:space="preserve"> (TechPack — claims side of PRODUCT-BE-F-05)</w:t>
             </w:r>
           </w:p>
         </w:tc>
@@ -6009,7 +6023,7 @@
                 <w:color w:val="444444"/>
                 <w:sz w:val="17"/>
               </w:rPr>
-              <w:t>B01</w:t>
+              <w:t>B-01</w:t>
             </w:r>
           </w:p>
         </w:tc>
@@ -6286,7 +6300,7 @@
                 <w:color w:val="1F497D"/>
                 <w:sz w:val="17"/>
               </w:rPr>
-              <w:t>SPARK-CLM-G01</w:t>
+              <w:t>CLAIM-BE-G-01</w:t>
             </w:r>
           </w:p>
           <w:p>
@@ -6396,7 +6410,7 @@
                 <w:color w:val="444444"/>
                 <w:sz w:val="17"/>
               </w:rPr>
-              <w:t>B01</w:t>
+              <w:t>B-01</w:t>
             </w:r>
           </w:p>
         </w:tc>
@@ -6499,7 +6513,7 @@
                 <w:color w:val="1F497D"/>
                 <w:sz w:val="17"/>
               </w:rPr>
-              <w:t>SPARK-CLM-G02</w:t>
+              <w:t>CLAIM-BE-G-02</w:t>
             </w:r>
           </w:p>
           <w:p>
@@ -6626,7 +6640,7 @@
                 <w:color w:val="444444"/>
                 <w:sz w:val="17"/>
               </w:rPr>
-              <w:t>B01</w:t>
+              <w:t>B-01</w:t>
             </w:r>
           </w:p>
         </w:tc>
@@ -6784,7 +6798,7 @@
                 <w:color w:val="1F497D"/>
                 <w:sz w:val="17"/>
               </w:rPr>
-              <w:t>SPARK-CLM-G03</w:t>
+              <w:t>CLAIM-BE-G-03</w:t>
             </w:r>
           </w:p>
           <w:p>
@@ -6887,7 +6901,7 @@
                 <w:color w:val="444444"/>
                 <w:sz w:val="17"/>
               </w:rPr>
-              <w:t>B01</w:t>
+              <w:t>B-01</w:t>
             </w:r>
           </w:p>
         </w:tc>
@@ -7132,7 +7146,7 @@
                 <w:color w:val="1F497D"/>
                 <w:sz w:val="17"/>
               </w:rPr>
-              <w:t>SPARK-CLM-G04</w:t>
+              <w:t>CLAIM-BE-G-04</w:t>
             </w:r>
           </w:p>
           <w:p>
@@ -7245,7 +7259,7 @@
                 <w:color w:val="444444"/>
                 <w:sz w:val="17"/>
               </w:rPr>
-              <w:t>B01</w:t>
+              <w:t>B-01</w:t>
             </w:r>
           </w:p>
         </w:tc>
@@ -7397,7 +7411,7 @@
                 <w:color w:val="1F497D"/>
                 <w:sz w:val="17"/>
               </w:rPr>
-              <w:t>SPARK-CLM-G05</w:t>
+              <w:t>CLAIM-BE-G-05</w:t>
             </w:r>
           </w:p>
           <w:p>
@@ -7460,7 +7474,7 @@
                 <w:color w:val="444444"/>
                 <w:sz w:val="17"/>
               </w:rPr>
-              <w:t>B01, E01, G02, G03</w:t>
+              <w:t>B-01, E-01, G-02, G-03</w:t>
             </w:r>
           </w:p>
         </w:tc>
